--- a/assets/konspekty/common/warsztaty_duchowe/attach@aksjomaty_wartosci_przyporzadkowanie.docx
+++ b/assets/konspekty/common/warsztaty_duchowe/attach@aksjomaty_wartosci_przyporzadkowanie.docx
@@ -18,6 +18,7 @@
       <w:r>
         <w:rPr>
           <w:rFonts w:ascii="Ubuntu" w:hAnsi="Ubuntu"/>
+          <w:color w:val="B2B2B2"/>
           <w:sz w:val="28"/>
           <w:szCs w:val="28"/>
           <w:lang w:val="pl-PL"/>
@@ -40,7 +41,7 @@
                 <a:graphic xmlns:a="http://schemas.openxmlformats.org/drawingml/2006/main">
                   <a:graphicData uri="http://schemas.microsoft.com/office/word/2010/wordprocessingShape">
                     <wps:wsp>
-                      <wps:cNvSpPr txBox="1"/>
+                      <wps:cNvSpPr/>
                       <wps:spPr>
                         <a:xfrm>
                           <a:off x="0" y="0"/>
@@ -54,11 +55,18 @@
                           <a:noFill/>
                         </a:ln>
                       </wps:spPr>
+                      <wps:style>
+                        <a:lnRef idx="0"/>
+                        <a:fillRef idx="0"/>
+                        <a:effectRef idx="0"/>
+                        <a:fontRef idx="minor"/>
+                      </wps:style>
                       <wps:txbx>
                         <w:txbxContent>
                           <w:p>
                             <w:pPr>
-                              <w:overflowPunct w:val="false"/>
+                              <w:pStyle w:val="FrameContents"/>
+                              <w:overflowPunct w:val="true"/>
                               <w:rPr/>
                             </w:pPr>
                             <w:r>
@@ -73,7 +81,7 @@
                           </w:p>
                         </w:txbxContent>
                       </wps:txbx>
-                      <wps:bodyPr wrap="square" lIns="0" tIns="0" rIns="0" bIns="0" anchor="t">
+                      <wps:bodyPr lIns="0" tIns="0" rIns="0" bIns="0" anchor="t">
                         <a:noAutofit/>
                       </wps:bodyPr>
                     </wps:wsp>
@@ -84,16 +92,15 @@
           </mc:Choice>
           <mc:Fallback>
             <w:pict>
-              <v:shapetype id="_x0000_t202" coordsize="21600,21600" o:spt="202" path="m,l,21600l21600,21600l21600,xe">
-                <v:stroke joinstyle="miter"/>
-                <v:path gradientshapeok="t" o:connecttype="rect"/>
-              </v:shapetype>
-              <v:shape id="shape_0" stroked="f" o:allowincell="f" style="position:absolute;margin-left:8.85pt;margin-top:25.35pt;width:129.1pt;height:32pt;mso-wrap-style:square;v-text-anchor:top" type="_x0000_t202">
+              <v:rect id="shape_0" stroked="f" o:allowincell="f" style="position:absolute;margin-left:8.85pt;margin-top:25.35pt;width:129.1pt;height:32pt;mso-wrap-style:square;v-text-anchor:top">
+                <v:fill o:detectmouseclick="t" on="false"/>
+                <v:stroke color="#3465a4" joinstyle="round" endcap="flat"/>
                 <v:textbox>
                   <w:txbxContent>
                     <w:p>
                       <w:pPr>
-                        <w:overflowPunct w:val="false"/>
+                        <w:pStyle w:val="FrameContents"/>
+                        <w:overflowPunct w:val="true"/>
                         <w:rPr/>
                       </w:pPr>
                       <w:r>
@@ -108,17 +115,15 @@
                     </w:p>
                   </w:txbxContent>
                 </v:textbox>
-                <v:fill o:detectmouseclick="t" on="false"/>
-                <v:stroke color="black" joinstyle="round" endcap="flat"/>
                 <w10:wrap type="none"/>
-              </v:shape>
+              </v:rect>
             </w:pict>
           </mc:Fallback>
         </mc:AlternateContent>
         <mc:AlternateContent>
           <mc:Choice Requires="wps">
             <w:drawing>
-              <wp:anchor distT="0" distB="0" distL="0" distR="0" simplePos="0" relativeHeight="3" behindDoc="0" locked="0" layoutInCell="1" allowOverlap="1">
+              <wp:anchor distT="0" distB="0" distL="0" distR="0" simplePos="0" relativeHeight="4" behindDoc="0" locked="0" layoutInCell="1" allowOverlap="1">
                 <wp:simplePos x="0" y="0"/>
                 <wp:positionH relativeFrom="column">
                   <wp:posOffset>3187700</wp:posOffset>
@@ -133,7 +138,7 @@
                 <a:graphic xmlns:a="http://schemas.openxmlformats.org/drawingml/2006/main">
                   <a:graphicData uri="http://schemas.microsoft.com/office/word/2010/wordprocessingShape">
                     <wps:wsp>
-                      <wps:cNvSpPr txBox="1"/>
+                      <wps:cNvSpPr/>
                       <wps:spPr>
                         <a:xfrm>
                           <a:off x="0" y="0"/>
@@ -147,11 +152,18 @@
                           <a:noFill/>
                         </a:ln>
                       </wps:spPr>
+                      <wps:style>
+                        <a:lnRef idx="0"/>
+                        <a:fillRef idx="0"/>
+                        <a:effectRef idx="0"/>
+                        <a:fontRef idx="minor"/>
+                      </wps:style>
                       <wps:txbx>
                         <w:txbxContent>
                           <w:p>
                             <w:pPr>
-                              <w:overflowPunct w:val="false"/>
+                              <w:pStyle w:val="FrameContents"/>
+                              <w:overflowPunct w:val="true"/>
                               <w:rPr/>
                             </w:pPr>
                             <w:r>
@@ -166,7 +178,7 @@
                           </w:p>
                         </w:txbxContent>
                       </wps:txbx>
-                      <wps:bodyPr wrap="square" lIns="0" tIns="0" rIns="0" bIns="0" anchor="t">
+                      <wps:bodyPr lIns="0" tIns="0" rIns="0" bIns="0" anchor="t">
                         <a:noAutofit/>
                       </wps:bodyPr>
                     </wps:wsp>
@@ -177,12 +189,15 @@
           </mc:Choice>
           <mc:Fallback>
             <w:pict>
-              <v:shape id="shape_0" stroked="f" o:allowincell="f" style="position:absolute;margin-left:251pt;margin-top:25.35pt;width:129.1pt;height:32pt;mso-wrap-style:square;v-text-anchor:top" type="_x0000_t202">
+              <v:rect id="shape_0" stroked="f" o:allowincell="f" style="position:absolute;margin-left:251pt;margin-top:25.35pt;width:129.1pt;height:32pt;mso-wrap-style:square;v-text-anchor:top">
+                <v:fill o:detectmouseclick="t" on="false"/>
+                <v:stroke color="#3465a4" joinstyle="round" endcap="flat"/>
                 <v:textbox>
                   <w:txbxContent>
                     <w:p>
                       <w:pPr>
-                        <w:overflowPunct w:val="false"/>
+                        <w:pStyle w:val="FrameContents"/>
+                        <w:overflowPunct w:val="true"/>
                         <w:rPr/>
                       </w:pPr>
                       <w:r>
@@ -197,10 +212,8 @@
                     </w:p>
                   </w:txbxContent>
                 </v:textbox>
-                <v:fill o:detectmouseclick="t" on="false"/>
-                <v:stroke color="black" joinstyle="round" endcap="flat"/>
                 <w10:wrap type="none"/>
-              </v:shape>
+              </v:rect>
             </w:pict>
           </mc:Fallback>
         </mc:AlternateContent>
@@ -257,7 +270,7 @@
               <mc:AlternateContent>
                 <mc:Choice Requires="wps">
                   <w:drawing>
-                    <wp:anchor distT="0" distB="0" distL="0" distR="0" simplePos="0" relativeHeight="4" behindDoc="0" locked="0" layoutInCell="1" allowOverlap="1">
+                    <wp:anchor distT="0" distB="0" distL="0" distR="0" simplePos="0" relativeHeight="6" behindDoc="0" locked="0" layoutInCell="1" allowOverlap="1">
                       <wp:simplePos x="0" y="0"/>
                       <wp:positionH relativeFrom="column">
                         <wp:posOffset>2913380</wp:posOffset>
@@ -272,7 +285,7 @@
                       <a:graphic xmlns:a="http://schemas.openxmlformats.org/drawingml/2006/main">
                         <a:graphicData uri="http://schemas.microsoft.com/office/word/2010/wordprocessingShape">
                           <wps:wsp>
-                            <wps:cNvSpPr txBox="1"/>
+                            <wps:cNvSpPr/>
                             <wps:spPr>
                               <a:xfrm>
                                 <a:off x="0" y="0"/>
@@ -286,11 +299,18 @@
                                 <a:noFill/>
                               </a:ln>
                             </wps:spPr>
+                            <wps:style>
+                              <a:lnRef idx="0"/>
+                              <a:fillRef idx="0"/>
+                              <a:effectRef idx="0"/>
+                              <a:fontRef idx="minor"/>
+                            </wps:style>
                             <wps:txbx>
                               <w:txbxContent>
                                 <w:p>
                                   <w:pPr>
-                                    <w:overflowPunct w:val="false"/>
+                                    <w:pStyle w:val="FrameContents"/>
+                                    <w:overflowPunct w:val="true"/>
                                     <w:rPr/>
                                   </w:pPr>
                                   <w:r>
@@ -305,7 +325,7 @@
                                 </w:p>
                               </w:txbxContent>
                             </wps:txbx>
-                            <wps:bodyPr wrap="square" lIns="0" tIns="0" rIns="0" bIns="0" anchor="t">
+                            <wps:bodyPr lIns="0" tIns="0" rIns="0" bIns="0" anchor="t">
                               <a:noAutofit/>
                             </wps:bodyPr>
                           </wps:wsp>
@@ -316,12 +336,15 @@
                 </mc:Choice>
                 <mc:Fallback>
                   <w:pict>
-                    <v:shape id="shape_0" stroked="f" o:allowincell="f" style="position:absolute;margin-left:229.4pt;margin-top:112.9pt;width:129.1pt;height:32pt;mso-wrap-style:square;v-text-anchor:top" type="_x0000_t202">
+                    <v:rect id="shape_0" stroked="f" o:allowincell="t" style="position:absolute;margin-left:229.4pt;margin-top:112.9pt;width:129.1pt;height:32pt;mso-wrap-style:square;v-text-anchor:top">
+                      <v:fill o:detectmouseclick="t" on="false"/>
+                      <v:stroke color="#3465a4" joinstyle="round" endcap="flat"/>
                       <v:textbox>
                         <w:txbxContent>
                           <w:p>
                             <w:pPr>
-                              <w:overflowPunct w:val="false"/>
+                              <w:pStyle w:val="FrameContents"/>
+                              <w:overflowPunct w:val="true"/>
                               <w:rPr/>
                             </w:pPr>
                             <w:r>
@@ -336,17 +359,15 @@
                           </w:p>
                         </w:txbxContent>
                       </v:textbox>
-                      <v:fill o:detectmouseclick="t" on="false"/>
-                      <v:stroke color="black" joinstyle="round" endcap="flat"/>
                       <w10:wrap type="none"/>
-                    </v:shape>
+                    </v:rect>
                   </w:pict>
                 </mc:Fallback>
               </mc:AlternateContent>
               <mc:AlternateContent>
                 <mc:Choice Requires="wps">
                   <w:drawing>
-                    <wp:anchor distT="0" distB="0" distL="0" distR="0" simplePos="0" relativeHeight="5" behindDoc="0" locked="0" layoutInCell="1" allowOverlap="1">
+                    <wp:anchor distT="0" distB="0" distL="0" distR="0" simplePos="0" relativeHeight="8" behindDoc="0" locked="0" layoutInCell="1" allowOverlap="1">
                       <wp:simplePos x="0" y="0"/>
                       <wp:positionH relativeFrom="column">
                         <wp:posOffset>-161925</wp:posOffset>
@@ -361,7 +382,7 @@
                       <a:graphic xmlns:a="http://schemas.openxmlformats.org/drawingml/2006/main">
                         <a:graphicData uri="http://schemas.microsoft.com/office/word/2010/wordprocessingShape">
                           <wps:wsp>
-                            <wps:cNvSpPr txBox="1"/>
+                            <wps:cNvSpPr/>
                             <wps:spPr>
                               <a:xfrm>
                                 <a:off x="0" y="0"/>
@@ -375,11 +396,18 @@
                                 <a:noFill/>
                               </a:ln>
                             </wps:spPr>
+                            <wps:style>
+                              <a:lnRef idx="0"/>
+                              <a:fillRef idx="0"/>
+                              <a:effectRef idx="0"/>
+                              <a:fontRef idx="minor"/>
+                            </wps:style>
                             <wps:txbx>
                               <w:txbxContent>
                                 <w:p>
                                   <w:pPr>
-                                    <w:overflowPunct w:val="false"/>
+                                    <w:pStyle w:val="FrameContents"/>
+                                    <w:overflowPunct w:val="true"/>
                                     <w:rPr/>
                                   </w:pPr>
                                   <w:r>
@@ -394,7 +422,7 @@
                                 </w:p>
                               </w:txbxContent>
                             </wps:txbx>
-                            <wps:bodyPr wrap="square" lIns="0" tIns="0" rIns="0" bIns="0" anchor="t">
+                            <wps:bodyPr lIns="0" tIns="0" rIns="0" bIns="0" anchor="t">
                               <a:noAutofit/>
                             </wps:bodyPr>
                           </wps:wsp>
@@ -405,12 +433,15 @@
                 </mc:Choice>
                 <mc:Fallback>
                   <w:pict>
-                    <v:shape id="shape_0" stroked="f" o:allowincell="f" style="position:absolute;margin-left:-12.75pt;margin-top:111.4pt;width:129.1pt;height:32pt;mso-wrap-style:square;v-text-anchor:top" type="_x0000_t202">
+                    <v:rect id="shape_0" stroked="f" o:allowincell="t" style="position:absolute;margin-left:-12.75pt;margin-top:111.4pt;width:129.1pt;height:32pt;mso-wrap-style:square;v-text-anchor:top">
+                      <v:fill o:detectmouseclick="t" on="false"/>
+                      <v:stroke color="#3465a4" joinstyle="round" endcap="flat"/>
                       <v:textbox>
                         <w:txbxContent>
                           <w:p>
                             <w:pPr>
-                              <w:overflowPunct w:val="false"/>
+                              <w:pStyle w:val="FrameContents"/>
+                              <w:overflowPunct w:val="true"/>
                               <w:rPr/>
                             </w:pPr>
                             <w:r>
@@ -425,10 +456,8 @@
                           </w:p>
                         </w:txbxContent>
                       </v:textbox>
-                      <v:fill o:detectmouseclick="t" on="false"/>
-                      <v:stroke color="black" joinstyle="round" endcap="flat"/>
                       <w10:wrap type="none"/>
-                    </v:shape>
+                    </v:rect>
                   </w:pict>
                 </mc:Fallback>
               </mc:AlternateContent>
@@ -861,7 +890,7 @@
         <mc:AlternateContent>
           <mc:Choice Requires="wps">
             <w:drawing>
-              <wp:anchor distT="0" distB="0" distL="0" distR="0" simplePos="0" relativeHeight="6" behindDoc="0" locked="0" layoutInCell="1" allowOverlap="1">
+              <wp:anchor distT="0" distB="0" distL="0" distR="0" simplePos="0" relativeHeight="10" behindDoc="0" locked="0" layoutInCell="1" allowOverlap="1">
                 <wp:simplePos x="0" y="0"/>
                 <wp:positionH relativeFrom="column">
                   <wp:posOffset>112395</wp:posOffset>
@@ -876,7 +905,7 @@
                 <a:graphic xmlns:a="http://schemas.openxmlformats.org/drawingml/2006/main">
                   <a:graphicData uri="http://schemas.microsoft.com/office/word/2010/wordprocessingShape">
                     <wps:wsp>
-                      <wps:cNvSpPr txBox="1"/>
+                      <wps:cNvSpPr/>
                       <wps:spPr>
                         <a:xfrm>
                           <a:off x="0" y="0"/>
@@ -890,11 +919,18 @@
                           <a:noFill/>
                         </a:ln>
                       </wps:spPr>
+                      <wps:style>
+                        <a:lnRef idx="0"/>
+                        <a:fillRef idx="0"/>
+                        <a:effectRef idx="0"/>
+                        <a:fontRef idx="minor"/>
+                      </wps:style>
                       <wps:txbx>
                         <w:txbxContent>
                           <w:p>
                             <w:pPr>
-                              <w:overflowPunct w:val="false"/>
+                              <w:pStyle w:val="FrameContents"/>
+                              <w:overflowPunct w:val="true"/>
                               <w:rPr/>
                             </w:pPr>
                             <w:r>
@@ -909,7 +945,7 @@
                           </w:p>
                         </w:txbxContent>
                       </wps:txbx>
-                      <wps:bodyPr wrap="square" lIns="0" tIns="0" rIns="0" bIns="0" anchor="t">
+                      <wps:bodyPr lIns="0" tIns="0" rIns="0" bIns="0" anchor="t">
                         <a:noAutofit/>
                       </wps:bodyPr>
                     </wps:wsp>
@@ -920,12 +956,15 @@
           </mc:Choice>
           <mc:Fallback>
             <w:pict>
-              <v:shape id="shape_0" stroked="f" o:allowincell="f" style="position:absolute;margin-left:8.85pt;margin-top:25pt;width:129.1pt;height:32pt;mso-wrap-style:square;v-text-anchor:top" type="_x0000_t202">
+              <v:rect id="shape_0" stroked="f" o:allowincell="f" style="position:absolute;margin-left:8.85pt;margin-top:25pt;width:129.1pt;height:32pt;mso-wrap-style:square;v-text-anchor:top">
+                <v:fill o:detectmouseclick="t" on="false"/>
+                <v:stroke color="#3465a4" joinstyle="round" endcap="flat"/>
                 <v:textbox>
                   <w:txbxContent>
                     <w:p>
                       <w:pPr>
-                        <w:overflowPunct w:val="false"/>
+                        <w:pStyle w:val="FrameContents"/>
+                        <w:overflowPunct w:val="true"/>
                         <w:rPr/>
                       </w:pPr>
                       <w:r>
@@ -940,10 +979,8 @@
                     </w:p>
                   </w:txbxContent>
                 </v:textbox>
-                <v:fill o:detectmouseclick="t" on="false"/>
-                <v:stroke color="black" joinstyle="round" endcap="flat"/>
                 <w10:wrap type="none"/>
-              </v:shape>
+              </v:rect>
             </w:pict>
           </mc:Fallback>
         </mc:AlternateContent>
@@ -1200,7 +1237,7 @@
         <mc:AlternateContent>
           <mc:Choice Requires="wps">
             <w:drawing>
-              <wp:anchor distT="0" distB="0" distL="0" distR="0" simplePos="0" relativeHeight="7" behindDoc="0" locked="0" layoutInCell="1" allowOverlap="1">
+              <wp:anchor distT="0" distB="0" distL="0" distR="0" simplePos="0" relativeHeight="12" behindDoc="0" locked="0" layoutInCell="1" allowOverlap="1">
                 <wp:simplePos x="0" y="0"/>
                 <wp:positionH relativeFrom="column">
                   <wp:posOffset>112395</wp:posOffset>
@@ -1215,7 +1252,7 @@
                 <a:graphic xmlns:a="http://schemas.openxmlformats.org/drawingml/2006/main">
                   <a:graphicData uri="http://schemas.microsoft.com/office/word/2010/wordprocessingShape">
                     <wps:wsp>
-                      <wps:cNvSpPr txBox="1"/>
+                      <wps:cNvSpPr/>
                       <wps:spPr>
                         <a:xfrm>
                           <a:off x="0" y="0"/>
@@ -1229,11 +1266,18 @@
                           <a:noFill/>
                         </a:ln>
                       </wps:spPr>
+                      <wps:style>
+                        <a:lnRef idx="0"/>
+                        <a:fillRef idx="0"/>
+                        <a:effectRef idx="0"/>
+                        <a:fontRef idx="minor"/>
+                      </wps:style>
                       <wps:txbx>
                         <w:txbxContent>
                           <w:p>
                             <w:pPr>
-                              <w:overflowPunct w:val="false"/>
+                              <w:pStyle w:val="FrameContents"/>
+                              <w:overflowPunct w:val="true"/>
                               <w:rPr/>
                             </w:pPr>
                             <w:r>
@@ -1248,7 +1292,7 @@
                           </w:p>
                         </w:txbxContent>
                       </wps:txbx>
-                      <wps:bodyPr wrap="square" lIns="0" tIns="0" rIns="0" bIns="0" anchor="t">
+                      <wps:bodyPr lIns="0" tIns="0" rIns="0" bIns="0" anchor="t">
                         <a:noAutofit/>
                       </wps:bodyPr>
                     </wps:wsp>
@@ -1259,12 +1303,15 @@
           </mc:Choice>
           <mc:Fallback>
             <w:pict>
-              <v:shape id="shape_0" stroked="f" o:allowincell="f" style="position:absolute;margin-left:8.85pt;margin-top:22.4pt;width:129.1pt;height:32pt;mso-wrap-style:square;v-text-anchor:top" type="_x0000_t202">
+              <v:rect id="shape_0" stroked="f" o:allowincell="f" style="position:absolute;margin-left:8.85pt;margin-top:22.4pt;width:129.1pt;height:32pt;mso-wrap-style:square;v-text-anchor:top">
+                <v:fill o:detectmouseclick="t" on="false"/>
+                <v:stroke color="#3465a4" joinstyle="round" endcap="flat"/>
                 <v:textbox>
                   <w:txbxContent>
                     <w:p>
                       <w:pPr>
-                        <w:overflowPunct w:val="false"/>
+                        <w:pStyle w:val="FrameContents"/>
+                        <w:overflowPunct w:val="true"/>
                         <w:rPr/>
                       </w:pPr>
                       <w:r>
@@ -1279,17 +1326,15 @@
                     </w:p>
                   </w:txbxContent>
                 </v:textbox>
-                <v:fill o:detectmouseclick="t" on="false"/>
-                <v:stroke color="black" joinstyle="round" endcap="flat"/>
                 <w10:wrap type="none"/>
-              </v:shape>
+              </v:rect>
             </w:pict>
           </mc:Fallback>
         </mc:AlternateContent>
         <mc:AlternateContent>
           <mc:Choice Requires="wps">
             <w:drawing>
-              <wp:anchor distT="0" distB="0" distL="0" distR="0" simplePos="0" relativeHeight="8" behindDoc="0" locked="0" layoutInCell="1" allowOverlap="1">
+              <wp:anchor distT="0" distB="0" distL="0" distR="0" simplePos="0" relativeHeight="14" behindDoc="0" locked="0" layoutInCell="1" allowOverlap="1">
                 <wp:simplePos x="0" y="0"/>
                 <wp:positionH relativeFrom="column">
                   <wp:posOffset>3173730</wp:posOffset>
@@ -1304,7 +1349,7 @@
                 <a:graphic xmlns:a="http://schemas.openxmlformats.org/drawingml/2006/main">
                   <a:graphicData uri="http://schemas.microsoft.com/office/word/2010/wordprocessingShape">
                     <wps:wsp>
-                      <wps:cNvSpPr txBox="1"/>
+                      <wps:cNvSpPr/>
                       <wps:spPr>
                         <a:xfrm>
                           <a:off x="0" y="0"/>
@@ -1318,11 +1363,18 @@
                           <a:noFill/>
                         </a:ln>
                       </wps:spPr>
+                      <wps:style>
+                        <a:lnRef idx="0"/>
+                        <a:fillRef idx="0"/>
+                        <a:effectRef idx="0"/>
+                        <a:fontRef idx="minor"/>
+                      </wps:style>
                       <wps:txbx>
                         <w:txbxContent>
                           <w:p>
                             <w:pPr>
-                              <w:overflowPunct w:val="false"/>
+                              <w:pStyle w:val="FrameContents"/>
+                              <w:overflowPunct w:val="true"/>
                               <w:rPr/>
                             </w:pPr>
                             <w:r>
@@ -1337,7 +1389,7 @@
                           </w:p>
                         </w:txbxContent>
                       </wps:txbx>
-                      <wps:bodyPr wrap="square" lIns="0" tIns="0" rIns="0" bIns="0" anchor="t">
+                      <wps:bodyPr lIns="0" tIns="0" rIns="0" bIns="0" anchor="t">
                         <a:noAutofit/>
                       </wps:bodyPr>
                     </wps:wsp>
@@ -1348,12 +1400,15 @@
           </mc:Choice>
           <mc:Fallback>
             <w:pict>
-              <v:shape id="shape_0" stroked="f" o:allowincell="f" style="position:absolute;margin-left:249.9pt;margin-top:22.4pt;width:129.1pt;height:32pt;mso-wrap-style:square;v-text-anchor:top" type="_x0000_t202">
+              <v:rect id="shape_0" stroked="f" o:allowincell="f" style="position:absolute;margin-left:249.9pt;margin-top:22.4pt;width:129.1pt;height:32pt;mso-wrap-style:square;v-text-anchor:top">
+                <v:fill o:detectmouseclick="t" on="false"/>
+                <v:stroke color="#3465a4" joinstyle="round" endcap="flat"/>
                 <v:textbox>
                   <w:txbxContent>
                     <w:p>
                       <w:pPr>
-                        <w:overflowPunct w:val="false"/>
+                        <w:pStyle w:val="FrameContents"/>
+                        <w:overflowPunct w:val="true"/>
                         <w:rPr/>
                       </w:pPr>
                       <w:r>
@@ -1368,10 +1423,8 @@
                     </w:p>
                   </w:txbxContent>
                 </v:textbox>
-                <v:fill o:detectmouseclick="t" on="false"/>
-                <v:stroke color="black" joinstyle="round" endcap="flat"/>
                 <w10:wrap type="none"/>
-              </v:shape>
+              </v:rect>
             </w:pict>
           </mc:Fallback>
         </mc:AlternateContent>
@@ -1580,6 +1633,7 @@
       <w:r>
         <w:rPr>
           <w:rFonts w:ascii="Ubuntu" w:hAnsi="Ubuntu"/>
+          <w:color w:val="B2B2B2"/>
           <w:sz w:val="28"/>
           <w:szCs w:val="28"/>
           <w:lang w:val="pl-PL"/>
@@ -1587,7 +1641,7 @@
         <mc:AlternateContent>
           <mc:Choice Requires="wps">
             <w:drawing>
-              <wp:anchor distT="0" distB="0" distL="0" distR="0" simplePos="0" relativeHeight="9" behindDoc="0" locked="0" layoutInCell="1" allowOverlap="1">
+              <wp:anchor distT="0" distB="0" distL="0" distR="0" simplePos="0" relativeHeight="16" behindDoc="0" locked="0" layoutInCell="1" allowOverlap="1">
                 <wp:simplePos x="0" y="0"/>
                 <wp:positionH relativeFrom="column">
                   <wp:posOffset>112395</wp:posOffset>
@@ -1602,7 +1656,7 @@
                 <a:graphic xmlns:a="http://schemas.openxmlformats.org/drawingml/2006/main">
                   <a:graphicData uri="http://schemas.microsoft.com/office/word/2010/wordprocessingShape">
                     <wps:wsp>
-                      <wps:cNvSpPr txBox="1"/>
+                      <wps:cNvSpPr/>
                       <wps:spPr>
                         <a:xfrm>
                           <a:off x="0" y="0"/>
@@ -1616,11 +1670,18 @@
                           <a:noFill/>
                         </a:ln>
                       </wps:spPr>
+                      <wps:style>
+                        <a:lnRef idx="0"/>
+                        <a:fillRef idx="0"/>
+                        <a:effectRef idx="0"/>
+                        <a:fontRef idx="minor"/>
+                      </wps:style>
                       <wps:txbx>
                         <w:txbxContent>
                           <w:p>
                             <w:pPr>
-                              <w:overflowPunct w:val="false"/>
+                              <w:pStyle w:val="FrameContents"/>
+                              <w:overflowPunct w:val="true"/>
                               <w:rPr/>
                             </w:pPr>
                             <w:r>
@@ -1635,7 +1696,7 @@
                           </w:p>
                         </w:txbxContent>
                       </wps:txbx>
-                      <wps:bodyPr wrap="square" lIns="0" tIns="0" rIns="0" bIns="0" anchor="t">
+                      <wps:bodyPr lIns="0" tIns="0" rIns="0" bIns="0" anchor="t">
                         <a:noAutofit/>
                       </wps:bodyPr>
                     </wps:wsp>
@@ -1646,12 +1707,15 @@
           </mc:Choice>
           <mc:Fallback>
             <w:pict>
-              <v:shape id="shape_0" stroked="f" o:allowincell="f" style="position:absolute;margin-left:8.85pt;margin-top:24.4pt;width:129.1pt;height:32pt;mso-wrap-style:square;v-text-anchor:top" type="_x0000_t202">
+              <v:rect id="shape_0" stroked="f" o:allowincell="f" style="position:absolute;margin-left:8.85pt;margin-top:24.4pt;width:129.1pt;height:32pt;mso-wrap-style:square;v-text-anchor:top">
+                <v:fill o:detectmouseclick="t" on="false"/>
+                <v:stroke color="#3465a4" joinstyle="round" endcap="flat"/>
                 <v:textbox>
                   <w:txbxContent>
                     <w:p>
                       <w:pPr>
-                        <w:overflowPunct w:val="false"/>
+                        <w:pStyle w:val="FrameContents"/>
+                        <w:overflowPunct w:val="true"/>
                         <w:rPr/>
                       </w:pPr>
                       <w:r>
@@ -1666,17 +1730,15 @@
                     </w:p>
                   </w:txbxContent>
                 </v:textbox>
-                <v:fill o:detectmouseclick="t" on="false"/>
-                <v:stroke color="black" joinstyle="round" endcap="flat"/>
                 <w10:wrap type="none"/>
-              </v:shape>
+              </v:rect>
             </w:pict>
           </mc:Fallback>
         </mc:AlternateContent>
         <mc:AlternateContent>
           <mc:Choice Requires="wps">
             <w:drawing>
-              <wp:anchor distT="0" distB="0" distL="0" distR="0" simplePos="0" relativeHeight="10" behindDoc="0" locked="0" layoutInCell="1" allowOverlap="1">
+              <wp:anchor distT="0" distB="0" distL="0" distR="0" simplePos="0" relativeHeight="18" behindDoc="0" locked="0" layoutInCell="1" allowOverlap="1">
                 <wp:simplePos x="0" y="0"/>
                 <wp:positionH relativeFrom="column">
                   <wp:posOffset>3173730</wp:posOffset>
@@ -1691,7 +1753,7 @@
                 <a:graphic xmlns:a="http://schemas.openxmlformats.org/drawingml/2006/main">
                   <a:graphicData uri="http://schemas.microsoft.com/office/word/2010/wordprocessingShape">
                     <wps:wsp>
-                      <wps:cNvSpPr txBox="1"/>
+                      <wps:cNvSpPr/>
                       <wps:spPr>
                         <a:xfrm>
                           <a:off x="0" y="0"/>
@@ -1705,11 +1767,18 @@
                           <a:noFill/>
                         </a:ln>
                       </wps:spPr>
+                      <wps:style>
+                        <a:lnRef idx="0"/>
+                        <a:fillRef idx="0"/>
+                        <a:effectRef idx="0"/>
+                        <a:fontRef idx="minor"/>
+                      </wps:style>
                       <wps:txbx>
                         <w:txbxContent>
                           <w:p>
                             <w:pPr>
-                              <w:overflowPunct w:val="false"/>
+                              <w:pStyle w:val="FrameContents"/>
+                              <w:overflowPunct w:val="true"/>
                               <w:rPr/>
                             </w:pPr>
                             <w:r>
@@ -1724,7 +1793,7 @@
                           </w:p>
                         </w:txbxContent>
                       </wps:txbx>
-                      <wps:bodyPr wrap="square" lIns="0" tIns="0" rIns="0" bIns="0" anchor="t">
+                      <wps:bodyPr lIns="0" tIns="0" rIns="0" bIns="0" anchor="t">
                         <a:noAutofit/>
                       </wps:bodyPr>
                     </wps:wsp>
@@ -1735,12 +1804,15 @@
           </mc:Choice>
           <mc:Fallback>
             <w:pict>
-              <v:shape id="shape_0" stroked="f" o:allowincell="f" style="position:absolute;margin-left:249.9pt;margin-top:24.75pt;width:129.1pt;height:32pt;mso-wrap-style:square;v-text-anchor:top" type="_x0000_t202">
+              <v:rect id="shape_0" stroked="f" o:allowincell="f" style="position:absolute;margin-left:249.9pt;margin-top:24.75pt;width:129.1pt;height:32pt;mso-wrap-style:square;v-text-anchor:top">
+                <v:fill o:detectmouseclick="t" on="false"/>
+                <v:stroke color="#3465a4" joinstyle="round" endcap="flat"/>
                 <v:textbox>
                   <w:txbxContent>
                     <w:p>
                       <w:pPr>
-                        <w:overflowPunct w:val="false"/>
+                        <w:pStyle w:val="FrameContents"/>
+                        <w:overflowPunct w:val="true"/>
                         <w:rPr/>
                       </w:pPr>
                       <w:r>
@@ -1755,10 +1827,8 @@
                     </w:p>
                   </w:txbxContent>
                 </v:textbox>
-                <v:fill o:detectmouseclick="t" on="false"/>
-                <v:stroke color="black" joinstyle="round" endcap="flat"/>
                 <w10:wrap type="none"/>
-              </v:shape>
+              </v:rect>
             </w:pict>
           </mc:Fallback>
         </mc:AlternateContent>
@@ -1809,7 +1879,7 @@
               <mc:AlternateContent>
                 <mc:Choice Requires="wps">
                   <w:drawing>
-                    <wp:anchor distT="0" distB="0" distL="0" distR="0" simplePos="0" relativeHeight="11" behindDoc="0" locked="0" layoutInCell="1" allowOverlap="1">
+                    <wp:anchor distT="0" distB="0" distL="0" distR="0" simplePos="0" relativeHeight="20" behindDoc="0" locked="0" layoutInCell="1" allowOverlap="1">
                       <wp:simplePos x="0" y="0"/>
                       <wp:positionH relativeFrom="column">
                         <wp:posOffset>-161925</wp:posOffset>
@@ -1824,7 +1894,7 @@
                       <a:graphic xmlns:a="http://schemas.openxmlformats.org/drawingml/2006/main">
                         <a:graphicData uri="http://schemas.microsoft.com/office/word/2010/wordprocessingShape">
                           <wps:wsp>
-                            <wps:cNvSpPr txBox="1"/>
+                            <wps:cNvSpPr/>
                             <wps:spPr>
                               <a:xfrm>
                                 <a:off x="0" y="0"/>
@@ -1838,11 +1908,18 @@
                                 <a:noFill/>
                               </a:ln>
                             </wps:spPr>
+                            <wps:style>
+                              <a:lnRef idx="0"/>
+                              <a:fillRef idx="0"/>
+                              <a:effectRef idx="0"/>
+                              <a:fontRef idx="minor"/>
+                            </wps:style>
                             <wps:txbx>
                               <w:txbxContent>
                                 <w:p>
                                   <w:pPr>
-                                    <w:overflowPunct w:val="false"/>
+                                    <w:pStyle w:val="FrameContents"/>
+                                    <w:overflowPunct w:val="true"/>
                                     <w:rPr/>
                                   </w:pPr>
                                   <w:r>
@@ -1857,7 +1934,7 @@
                                 </w:p>
                               </w:txbxContent>
                             </wps:txbx>
-                            <wps:bodyPr wrap="square" lIns="0" tIns="0" rIns="0" bIns="0" anchor="t">
+                            <wps:bodyPr lIns="0" tIns="0" rIns="0" bIns="0" anchor="t">
                               <a:noAutofit/>
                             </wps:bodyPr>
                           </wps:wsp>
@@ -1868,12 +1945,15 @@
                 </mc:Choice>
                 <mc:Fallback>
                   <w:pict>
-                    <v:shape id="shape_0" stroked="f" o:allowincell="f" style="position:absolute;margin-left:-12.75pt;margin-top:85.95pt;width:129.1pt;height:32pt;mso-wrap-style:square;v-text-anchor:top" type="_x0000_t202">
+                    <v:rect id="shape_0" stroked="f" o:allowincell="t" style="position:absolute;margin-left:-12.75pt;margin-top:85.95pt;width:129.1pt;height:32pt;mso-wrap-style:square;v-text-anchor:top">
+                      <v:fill o:detectmouseclick="t" on="false"/>
+                      <v:stroke color="#3465a4" joinstyle="round" endcap="flat"/>
                       <v:textbox>
                         <w:txbxContent>
                           <w:p>
                             <w:pPr>
-                              <w:overflowPunct w:val="false"/>
+                              <w:pStyle w:val="FrameContents"/>
+                              <w:overflowPunct w:val="true"/>
                               <w:rPr/>
                             </w:pPr>
                             <w:r>
@@ -1888,17 +1968,15 @@
                           </w:p>
                         </w:txbxContent>
                       </v:textbox>
-                      <v:fill o:detectmouseclick="t" on="false"/>
-                      <v:stroke color="black" joinstyle="round" endcap="flat"/>
                       <w10:wrap type="none"/>
-                    </v:shape>
+                    </v:rect>
                   </w:pict>
                 </mc:Fallback>
               </mc:AlternateContent>
               <mc:AlternateContent>
                 <mc:Choice Requires="wps">
                   <w:drawing>
-                    <wp:anchor distT="0" distB="0" distL="0" distR="0" simplePos="0" relativeHeight="12" behindDoc="0" locked="0" layoutInCell="1" allowOverlap="1">
+                    <wp:anchor distT="0" distB="0" distL="0" distR="0" simplePos="0" relativeHeight="28" behindDoc="0" locked="0" layoutInCell="1" allowOverlap="1">
                       <wp:simplePos x="0" y="0"/>
                       <wp:positionH relativeFrom="column">
                         <wp:posOffset>2899410</wp:posOffset>
@@ -1913,7 +1991,7 @@
                       <a:graphic xmlns:a="http://schemas.openxmlformats.org/drawingml/2006/main">
                         <a:graphicData uri="http://schemas.microsoft.com/office/word/2010/wordprocessingShape">
                           <wps:wsp>
-                            <wps:cNvSpPr txBox="1"/>
+                            <wps:cNvSpPr/>
                             <wps:spPr>
                               <a:xfrm>
                                 <a:off x="0" y="0"/>
@@ -1927,11 +2005,18 @@
                                 <a:noFill/>
                               </a:ln>
                             </wps:spPr>
+                            <wps:style>
+                              <a:lnRef idx="0"/>
+                              <a:fillRef idx="0"/>
+                              <a:effectRef idx="0"/>
+                              <a:fontRef idx="minor"/>
+                            </wps:style>
                             <wps:txbx>
                               <w:txbxContent>
                                 <w:p>
                                   <w:pPr>
-                                    <w:overflowPunct w:val="false"/>
+                                    <w:pStyle w:val="FrameContents"/>
+                                    <w:overflowPunct w:val="true"/>
                                     <w:rPr/>
                                   </w:pPr>
                                   <w:r>
@@ -1946,7 +2031,7 @@
                                 </w:p>
                               </w:txbxContent>
                             </wps:txbx>
-                            <wps:bodyPr wrap="square" lIns="0" tIns="0" rIns="0" bIns="0" anchor="t">
+                            <wps:bodyPr lIns="0" tIns="0" rIns="0" bIns="0" anchor="t">
                               <a:noAutofit/>
                             </wps:bodyPr>
                           </wps:wsp>
@@ -1957,12 +2042,15 @@
                 </mc:Choice>
                 <mc:Fallback>
                   <w:pict>
-                    <v:shape id="shape_0" stroked="f" o:allowincell="f" style="position:absolute;margin-left:228.3pt;margin-top:85.45pt;width:129.1pt;height:32pt;mso-wrap-style:square;v-text-anchor:top" type="_x0000_t202">
+                    <v:rect id="shape_0" stroked="f" o:allowincell="t" style="position:absolute;margin-left:228.3pt;margin-top:85.45pt;width:129.1pt;height:32pt;mso-wrap-style:square;v-text-anchor:top">
+                      <v:fill o:detectmouseclick="t" on="false"/>
+                      <v:stroke color="#3465a4" joinstyle="round" endcap="flat"/>
                       <v:textbox>
                         <w:txbxContent>
                           <w:p>
                             <w:pPr>
-                              <w:overflowPunct w:val="false"/>
+                              <w:pStyle w:val="FrameContents"/>
+                              <w:overflowPunct w:val="true"/>
                               <w:rPr/>
                             </w:pPr>
                             <w:r>
@@ -1977,17 +2065,15 @@
                           </w:p>
                         </w:txbxContent>
                       </v:textbox>
-                      <v:fill o:detectmouseclick="t" on="false"/>
-                      <v:stroke color="black" joinstyle="round" endcap="flat"/>
                       <w10:wrap type="none"/>
-                    </v:shape>
+                    </v:rect>
                   </w:pict>
                 </mc:Fallback>
               </mc:AlternateContent>
               <mc:AlternateContent>
                 <mc:Choice Requires="wps">
                   <w:drawing>
-                    <wp:anchor distT="0" distB="0" distL="0" distR="0" simplePos="0" relativeHeight="16" behindDoc="0" locked="0" layoutInCell="1" allowOverlap="1">
+                    <wp:anchor distT="0" distB="0" distL="0" distR="0" simplePos="0" relativeHeight="30" behindDoc="0" locked="0" layoutInCell="1" allowOverlap="1">
                       <wp:simplePos x="0" y="0"/>
                       <wp:positionH relativeFrom="column">
                         <wp:posOffset>2899410</wp:posOffset>
@@ -2002,7 +2088,7 @@
                       <a:graphic xmlns:a="http://schemas.openxmlformats.org/drawingml/2006/main">
                         <a:graphicData uri="http://schemas.microsoft.com/office/word/2010/wordprocessingShape">
                           <wps:wsp>
-                            <wps:cNvSpPr txBox="1"/>
+                            <wps:cNvSpPr/>
                             <wps:spPr>
                               <a:xfrm>
                                 <a:off x="0" y="0"/>
@@ -2016,11 +2102,18 @@
                                 <a:noFill/>
                               </a:ln>
                             </wps:spPr>
+                            <wps:style>
+                              <a:lnRef idx="0"/>
+                              <a:fillRef idx="0"/>
+                              <a:effectRef idx="0"/>
+                              <a:fontRef idx="minor"/>
+                            </wps:style>
                             <wps:txbx>
                               <w:txbxContent>
                                 <w:p>
                                   <w:pPr>
-                                    <w:overflowPunct w:val="false"/>
+                                    <w:pStyle w:val="FrameContents"/>
+                                    <w:overflowPunct w:val="true"/>
                                     <w:rPr/>
                                   </w:pPr>
                                   <w:r>
@@ -2035,7 +2128,7 @@
                                 </w:p>
                               </w:txbxContent>
                             </wps:txbx>
-                            <wps:bodyPr wrap="square" lIns="0" tIns="0" rIns="0" bIns="0" anchor="t">
+                            <wps:bodyPr lIns="0" tIns="0" rIns="0" bIns="0" anchor="t">
                               <a:noAutofit/>
                             </wps:bodyPr>
                           </wps:wsp>
@@ -2046,12 +2139,15 @@
                 </mc:Choice>
                 <mc:Fallback>
                   <w:pict>
-                    <v:shape id="shape_0" stroked="f" o:allowincell="f" style="position:absolute;margin-left:228.3pt;margin-top:85.45pt;width:129.1pt;height:32pt;mso-wrap-style:square;v-text-anchor:top" type="_x0000_t202">
+                    <v:rect id="shape_0" stroked="f" o:allowincell="t" style="position:absolute;margin-left:228.3pt;margin-top:85.45pt;width:129.1pt;height:32pt;mso-wrap-style:square;v-text-anchor:top">
+                      <v:fill o:detectmouseclick="t" on="false"/>
+                      <v:stroke color="#3465a4" joinstyle="round" endcap="flat"/>
                       <v:textbox>
                         <w:txbxContent>
                           <w:p>
                             <w:pPr>
-                              <w:overflowPunct w:val="false"/>
+                              <w:pStyle w:val="FrameContents"/>
+                              <w:overflowPunct w:val="true"/>
                               <w:rPr/>
                             </w:pPr>
                             <w:r>
@@ -2066,10 +2162,8 @@
                           </w:p>
                         </w:txbxContent>
                       </v:textbox>
-                      <v:fill o:detectmouseclick="t" on="false"/>
-                      <v:stroke color="black" joinstyle="round" endcap="flat"/>
                       <w10:wrap type="none"/>
-                    </v:shape>
+                    </v:rect>
                   </w:pict>
                 </mc:Fallback>
               </mc:AlternateContent>
@@ -2473,7 +2567,13 @@
         </w:rPr>
       </w:pPr>
       <w:r>
-        <w:rPr/>
+        <w:rPr>
+          <w:rFonts w:ascii="Ubuntu" w:hAnsi="Ubuntu"/>
+          <w:color w:val="B2B2B2"/>
+          <w:sz w:val="28"/>
+          <w:szCs w:val="28"/>
+          <w:lang w:val="pl-PL"/>
+        </w:rPr>
       </w:r>
     </w:p>
     <w:p>
@@ -2486,7 +2586,7 @@
         <mc:AlternateContent>
           <mc:Choice Requires="wps">
             <w:drawing>
-              <wp:anchor distT="0" distB="0" distL="0" distR="0" simplePos="0" relativeHeight="13" behindDoc="0" locked="0" layoutInCell="1" allowOverlap="1">
+              <wp:anchor distT="0" distB="0" distL="0" distR="0" simplePos="0" relativeHeight="22" behindDoc="0" locked="0" layoutInCell="1" allowOverlap="1">
                 <wp:simplePos x="0" y="0"/>
                 <wp:positionH relativeFrom="column">
                   <wp:posOffset>112395</wp:posOffset>
@@ -2501,7 +2601,7 @@
                 <a:graphic xmlns:a="http://schemas.openxmlformats.org/drawingml/2006/main">
                   <a:graphicData uri="http://schemas.microsoft.com/office/word/2010/wordprocessingShape">
                     <wps:wsp>
-                      <wps:cNvSpPr txBox="1"/>
+                      <wps:cNvSpPr/>
                       <wps:spPr>
                         <a:xfrm>
                           <a:off x="0" y="0"/>
@@ -2515,11 +2615,18 @@
                           <a:noFill/>
                         </a:ln>
                       </wps:spPr>
+                      <wps:style>
+                        <a:lnRef idx="0"/>
+                        <a:fillRef idx="0"/>
+                        <a:effectRef idx="0"/>
+                        <a:fontRef idx="minor"/>
+                      </wps:style>
                       <wps:txbx>
                         <w:txbxContent>
                           <w:p>
                             <w:pPr>
-                              <w:overflowPunct w:val="false"/>
+                              <w:pStyle w:val="FrameContents"/>
+                              <w:overflowPunct w:val="true"/>
                               <w:rPr/>
                             </w:pPr>
                             <w:r>
@@ -2534,7 +2641,7 @@
                           </w:p>
                         </w:txbxContent>
                       </wps:txbx>
-                      <wps:bodyPr wrap="square" lIns="0" tIns="0" rIns="0" bIns="0" anchor="t">
+                      <wps:bodyPr lIns="0" tIns="0" rIns="0" bIns="0" anchor="t">
                         <a:noAutofit/>
                       </wps:bodyPr>
                     </wps:wsp>
@@ -2545,12 +2652,15 @@
           </mc:Choice>
           <mc:Fallback>
             <w:pict>
-              <v:shape id="shape_0" stroked="f" o:allowincell="f" style="position:absolute;margin-left:8.85pt;margin-top:22.8pt;width:129.1pt;height:32pt;mso-wrap-style:square;v-text-anchor:top" type="_x0000_t202">
+              <v:rect id="shape_0" stroked="f" o:allowincell="f" style="position:absolute;margin-left:8.85pt;margin-top:22.8pt;width:129.1pt;height:32pt;mso-wrap-style:square;v-text-anchor:top">
+                <v:fill o:detectmouseclick="t" on="false"/>
+                <v:stroke color="#3465a4" joinstyle="round" endcap="flat"/>
                 <v:textbox>
                   <w:txbxContent>
                     <w:p>
                       <w:pPr>
-                        <w:overflowPunct w:val="false"/>
+                        <w:pStyle w:val="FrameContents"/>
+                        <w:overflowPunct w:val="true"/>
                         <w:rPr/>
                       </w:pPr>
                       <w:r>
@@ -2565,10 +2675,8 @@
                     </w:p>
                   </w:txbxContent>
                 </v:textbox>
-                <v:fill o:detectmouseclick="t" on="false"/>
-                <v:stroke color="black" joinstyle="round" endcap="flat"/>
                 <w10:wrap type="none"/>
-              </v:shape>
+              </v:rect>
             </w:pict>
           </mc:Fallback>
         </mc:AlternateContent>
@@ -2803,7 +2911,7 @@
         <mc:AlternateContent>
           <mc:Choice Requires="wps">
             <w:drawing>
-              <wp:anchor distT="0" distB="0" distL="0" distR="0" simplePos="0" relativeHeight="14" behindDoc="0" locked="0" layoutInCell="1" allowOverlap="1">
+              <wp:anchor distT="0" distB="0" distL="0" distR="0" simplePos="0" relativeHeight="24" behindDoc="0" locked="0" layoutInCell="1" allowOverlap="1">
                 <wp:simplePos x="0" y="0"/>
                 <wp:positionH relativeFrom="column">
                   <wp:posOffset>112395</wp:posOffset>
@@ -2818,7 +2926,7 @@
                 <a:graphic xmlns:a="http://schemas.openxmlformats.org/drawingml/2006/main">
                   <a:graphicData uri="http://schemas.microsoft.com/office/word/2010/wordprocessingShape">
                     <wps:wsp>
-                      <wps:cNvSpPr txBox="1"/>
+                      <wps:cNvSpPr/>
                       <wps:spPr>
                         <a:xfrm>
                           <a:off x="0" y="0"/>
@@ -2832,11 +2940,18 @@
                           <a:noFill/>
                         </a:ln>
                       </wps:spPr>
+                      <wps:style>
+                        <a:lnRef idx="0"/>
+                        <a:fillRef idx="0"/>
+                        <a:effectRef idx="0"/>
+                        <a:fontRef idx="minor"/>
+                      </wps:style>
                       <wps:txbx>
                         <w:txbxContent>
                           <w:p>
                             <w:pPr>
-                              <w:overflowPunct w:val="false"/>
+                              <w:pStyle w:val="FrameContents"/>
+                              <w:overflowPunct w:val="true"/>
                               <w:rPr/>
                             </w:pPr>
                             <w:r>
@@ -2851,7 +2966,7 @@
                           </w:p>
                         </w:txbxContent>
                       </wps:txbx>
-                      <wps:bodyPr wrap="square" lIns="0" tIns="0" rIns="0" bIns="0" anchor="t">
+                      <wps:bodyPr lIns="0" tIns="0" rIns="0" bIns="0" anchor="t">
                         <a:noAutofit/>
                       </wps:bodyPr>
                     </wps:wsp>
@@ -2862,12 +2977,15 @@
           </mc:Choice>
           <mc:Fallback>
             <w:pict>
-              <v:shape id="shape_0" stroked="f" o:allowincell="f" style="position:absolute;margin-left:8.85pt;margin-top:25.05pt;width:129.1pt;height:32pt;mso-wrap-style:square;v-text-anchor:top" type="_x0000_t202">
+              <v:rect id="shape_0" stroked="f" o:allowincell="f" style="position:absolute;margin-left:8.85pt;margin-top:25.05pt;width:129.1pt;height:32pt;mso-wrap-style:square;v-text-anchor:top">
+                <v:fill o:detectmouseclick="t" on="false"/>
+                <v:stroke color="#3465a4" joinstyle="round" endcap="flat"/>
                 <v:textbox>
                   <w:txbxContent>
                     <w:p>
                       <w:pPr>
-                        <w:overflowPunct w:val="false"/>
+                        <w:pStyle w:val="FrameContents"/>
+                        <w:overflowPunct w:val="true"/>
                         <w:rPr/>
                       </w:pPr>
                       <w:r>
@@ -2882,17 +3000,15 @@
                     </w:p>
                   </w:txbxContent>
                 </v:textbox>
-                <v:fill o:detectmouseclick="t" on="false"/>
-                <v:stroke color="black" joinstyle="round" endcap="flat"/>
                 <w10:wrap type="none"/>
-              </v:shape>
+              </v:rect>
             </w:pict>
           </mc:Fallback>
         </mc:AlternateContent>
         <mc:AlternateContent>
           <mc:Choice Requires="wps">
             <w:drawing>
-              <wp:anchor distT="0" distB="0" distL="0" distR="0" simplePos="0" relativeHeight="15" behindDoc="0" locked="0" layoutInCell="1" allowOverlap="1">
+              <wp:anchor distT="0" distB="0" distL="0" distR="0" simplePos="0" relativeHeight="26" behindDoc="0" locked="0" layoutInCell="1" allowOverlap="1">
                 <wp:simplePos x="0" y="0"/>
                 <wp:positionH relativeFrom="column">
                   <wp:posOffset>3173730</wp:posOffset>
@@ -2907,7 +3023,7 @@
                 <a:graphic xmlns:a="http://schemas.openxmlformats.org/drawingml/2006/main">
                   <a:graphicData uri="http://schemas.microsoft.com/office/word/2010/wordprocessingShape">
                     <wps:wsp>
-                      <wps:cNvSpPr txBox="1"/>
+                      <wps:cNvSpPr/>
                       <wps:spPr>
                         <a:xfrm>
                           <a:off x="0" y="0"/>
@@ -2921,11 +3037,18 @@
                           <a:noFill/>
                         </a:ln>
                       </wps:spPr>
+                      <wps:style>
+                        <a:lnRef idx="0"/>
+                        <a:fillRef idx="0"/>
+                        <a:effectRef idx="0"/>
+                        <a:fontRef idx="minor"/>
+                      </wps:style>
                       <wps:txbx>
                         <w:txbxContent>
                           <w:p>
                             <w:pPr>
-                              <w:overflowPunct w:val="false"/>
+                              <w:pStyle w:val="FrameContents"/>
+                              <w:overflowPunct w:val="true"/>
                               <w:rPr/>
                             </w:pPr>
                             <w:r>
@@ -2940,7 +3063,7 @@
                           </w:p>
                         </w:txbxContent>
                       </wps:txbx>
-                      <wps:bodyPr wrap="square" lIns="0" tIns="0" rIns="0" bIns="0" anchor="t">
+                      <wps:bodyPr lIns="0" tIns="0" rIns="0" bIns="0" anchor="t">
                         <a:noAutofit/>
                       </wps:bodyPr>
                     </wps:wsp>
@@ -2951,12 +3074,15 @@
           </mc:Choice>
           <mc:Fallback>
             <w:pict>
-              <v:shape id="shape_0" stroked="f" o:allowincell="f" style="position:absolute;margin-left:249.9pt;margin-top:25.8pt;width:129.1pt;height:32pt;mso-wrap-style:square;v-text-anchor:top" type="_x0000_t202">
+              <v:rect id="shape_0" stroked="f" o:allowincell="f" style="position:absolute;margin-left:249.9pt;margin-top:25.8pt;width:129.1pt;height:32pt;mso-wrap-style:square;v-text-anchor:top">
+                <v:fill o:detectmouseclick="t" on="false"/>
+                <v:stroke color="#3465a4" joinstyle="round" endcap="flat"/>
                 <v:textbox>
                   <w:txbxContent>
                     <w:p>
                       <w:pPr>
-                        <w:overflowPunct w:val="false"/>
+                        <w:pStyle w:val="FrameContents"/>
+                        <w:overflowPunct w:val="true"/>
                         <w:rPr/>
                       </w:pPr>
                       <w:r>
@@ -2971,10 +3097,8 @@
                     </w:p>
                   </w:txbxContent>
                 </v:textbox>
-                <v:fill o:detectmouseclick="t" on="false"/>
-                <v:stroke color="black" joinstyle="round" endcap="flat"/>
                 <w10:wrap type="none"/>
-              </v:shape>
+              </v:rect>
             </w:pict>
           </mc:Fallback>
         </mc:AlternateContent>
@@ -3022,16 +3146,10 @@
               </w:rPr>
             </w:pPr>
             <w:r>
-              <w:rPr>
-                <w:rFonts w:ascii="Ubuntu" w:hAnsi="Ubuntu"/>
-                <w:sz w:val="28"/>
-                <w:szCs w:val="28"/>
-                <w:lang w:val="pl-PL"/>
-              </w:rPr>
               <mc:AlternateContent>
                 <mc:Choice Requires="wps">
                   <w:drawing>
-                    <wp:anchor distT="0" distB="0" distL="0" distR="0" simplePos="0" relativeHeight="17" behindDoc="0" locked="0" layoutInCell="1" allowOverlap="1">
+                    <wp:anchor distT="0" distB="0" distL="0" distR="0" simplePos="0" relativeHeight="32" behindDoc="0" locked="0" layoutInCell="1" allowOverlap="1">
                       <wp:simplePos x="0" y="0"/>
                       <wp:positionH relativeFrom="column">
                         <wp:posOffset>-161925</wp:posOffset>
@@ -3046,7 +3164,7 @@
                       <a:graphic xmlns:a="http://schemas.openxmlformats.org/drawingml/2006/main">
                         <a:graphicData uri="http://schemas.microsoft.com/office/word/2010/wordprocessingShape">
                           <wps:wsp>
-                            <wps:cNvSpPr txBox="1"/>
+                            <wps:cNvSpPr/>
                             <wps:spPr>
                               <a:xfrm>
                                 <a:off x="0" y="0"/>
@@ -3060,11 +3178,18 @@
                                 <a:noFill/>
                               </a:ln>
                             </wps:spPr>
+                            <wps:style>
+                              <a:lnRef idx="0"/>
+                              <a:fillRef idx="0"/>
+                              <a:effectRef idx="0"/>
+                              <a:fontRef idx="minor"/>
+                            </wps:style>
                             <wps:txbx>
                               <w:txbxContent>
                                 <w:p>
                                   <w:pPr>
-                                    <w:overflowPunct w:val="false"/>
+                                    <w:pStyle w:val="FrameContents"/>
+                                    <w:overflowPunct w:val="true"/>
                                     <w:rPr/>
                                   </w:pPr>
                                   <w:r>
@@ -3079,7 +3204,7 @@
                                 </w:p>
                               </w:txbxContent>
                             </wps:txbx>
-                            <wps:bodyPr wrap="square" lIns="0" tIns="0" rIns="0" bIns="0" anchor="t">
+                            <wps:bodyPr lIns="0" tIns="0" rIns="0" bIns="0" anchor="t">
                               <a:noAutofit/>
                             </wps:bodyPr>
                           </wps:wsp>
@@ -3090,12 +3215,15 @@
                 </mc:Choice>
                 <mc:Fallback>
                   <w:pict>
-                    <v:shape id="shape_0" stroked="f" o:allowincell="f" style="position:absolute;margin-left:-12.75pt;margin-top:110.7pt;width:129.1pt;height:32pt;mso-wrap-style:square;v-text-anchor:top" type="_x0000_t202">
+                    <v:rect id="shape_0" stroked="f" o:allowincell="t" style="position:absolute;margin-left:-12.75pt;margin-top:110.7pt;width:129.1pt;height:32pt;mso-wrap-style:square;v-text-anchor:top">
+                      <v:fill o:detectmouseclick="t" on="false"/>
+                      <v:stroke color="#3465a4" joinstyle="round" endcap="flat"/>
                       <v:textbox>
                         <w:txbxContent>
                           <w:p>
                             <w:pPr>
-                              <w:overflowPunct w:val="false"/>
+                              <w:pStyle w:val="FrameContents"/>
+                              <w:overflowPunct w:val="true"/>
                               <w:rPr/>
                             </w:pPr>
                             <w:r>
@@ -3110,17 +3238,15 @@
                           </w:p>
                         </w:txbxContent>
                       </v:textbox>
-                      <v:fill o:detectmouseclick="t" on="false"/>
-                      <v:stroke color="black" joinstyle="round" endcap="flat"/>
                       <w10:wrap type="none"/>
-                    </v:shape>
+                    </v:rect>
                   </w:pict>
                 </mc:Fallback>
               </mc:AlternateContent>
               <mc:AlternateContent>
                 <mc:Choice Requires="wps">
                   <w:drawing>
-                    <wp:anchor distT="0" distB="0" distL="0" distR="0" simplePos="0" relativeHeight="18" behindDoc="0" locked="0" layoutInCell="1" allowOverlap="1">
+                    <wp:anchor distT="0" distB="0" distL="0" distR="0" simplePos="0" relativeHeight="34" behindDoc="0" locked="0" layoutInCell="1" allowOverlap="1">
                       <wp:simplePos x="0" y="0"/>
                       <wp:positionH relativeFrom="column">
                         <wp:posOffset>2899410</wp:posOffset>
@@ -3135,7 +3261,7 @@
                       <a:graphic xmlns:a="http://schemas.openxmlformats.org/drawingml/2006/main">
                         <a:graphicData uri="http://schemas.microsoft.com/office/word/2010/wordprocessingShape">
                           <wps:wsp>
-                            <wps:cNvSpPr txBox="1"/>
+                            <wps:cNvSpPr/>
                             <wps:spPr>
                               <a:xfrm>
                                 <a:off x="0" y="0"/>
@@ -3149,11 +3275,18 @@
                                 <a:noFill/>
                               </a:ln>
                             </wps:spPr>
+                            <wps:style>
+                              <a:lnRef idx="0"/>
+                              <a:fillRef idx="0"/>
+                              <a:effectRef idx="0"/>
+                              <a:fontRef idx="minor"/>
+                            </wps:style>
                             <wps:txbx>
                               <w:txbxContent>
                                 <w:p>
                                   <w:pPr>
-                                    <w:overflowPunct w:val="false"/>
+                                    <w:pStyle w:val="FrameContents"/>
+                                    <w:overflowPunct w:val="true"/>
                                     <w:rPr/>
                                   </w:pPr>
                                   <w:r>
@@ -3168,7 +3301,7 @@
                                 </w:p>
                               </w:txbxContent>
                             </wps:txbx>
-                            <wps:bodyPr wrap="square" lIns="0" tIns="0" rIns="0" bIns="0" anchor="t">
+                            <wps:bodyPr lIns="0" tIns="0" rIns="0" bIns="0" anchor="t">
                               <a:noAutofit/>
                             </wps:bodyPr>
                           </wps:wsp>
@@ -3179,12 +3312,15 @@
                 </mc:Choice>
                 <mc:Fallback>
                   <w:pict>
-                    <v:shape id="shape_0" stroked="f" o:allowincell="f" style="position:absolute;margin-left:228.3pt;margin-top:111.4pt;width:129.1pt;height:32pt;mso-wrap-style:square;v-text-anchor:top" type="_x0000_t202">
+                    <v:rect id="shape_0" stroked="f" o:allowincell="t" style="position:absolute;margin-left:228.3pt;margin-top:111.4pt;width:129.1pt;height:32pt;mso-wrap-style:square;v-text-anchor:top">
+                      <v:fill o:detectmouseclick="t" on="false"/>
+                      <v:stroke color="#3465a4" joinstyle="round" endcap="flat"/>
                       <v:textbox>
                         <w:txbxContent>
                           <w:p>
                             <w:pPr>
-                              <w:overflowPunct w:val="false"/>
+                              <w:pStyle w:val="FrameContents"/>
+                              <w:overflowPunct w:val="true"/>
                               <w:rPr/>
                             </w:pPr>
                             <w:r>
@@ -3199,27 +3335,12 @@
                           </w:p>
                         </w:txbxContent>
                       </v:textbox>
-                      <v:fill o:detectmouseclick="t" on="false"/>
-                      <v:stroke color="black" joinstyle="round" endcap="flat"/>
                       <w10:wrap type="none"/>
-                    </v:shape>
+                    </v:rect>
                   </w:pict>
                 </mc:Fallback>
               </mc:AlternateContent>
             </w:r>
-          </w:p>
-          <w:p>
-            <w:pPr>
-              <w:pStyle w:val="Normal"/>
-              <w:bidi w:val="0"/>
-              <w:jc w:val="center"/>
-              <w:rPr>
-                <w:rFonts w:ascii="Ubuntu" w:hAnsi="Ubuntu"/>
-                <w:sz w:val="28"/>
-                <w:szCs w:val="28"/>
-                <w:lang w:val="pl-PL"/>
-              </w:rPr>
-            </w:pPr>
             <w:r>
               <w:rPr>
                 <w:rFonts w:ascii="Ubuntu" w:hAnsi="Ubuntu"/>
@@ -3249,28 +3370,25 @@
                 <w:szCs w:val="28"/>
                 <w:lang w:val="pl-PL"/>
               </w:rPr>
+              <w:t>p</w:t>
+            </w:r>
+            <w:r>
+              <w:rPr>
+                <w:rFonts w:ascii="Ubuntu" w:hAnsi="Ubuntu"/>
+                <w:sz w:val="28"/>
+                <w:szCs w:val="28"/>
+                <w:lang w:val="pl-PL"/>
+              </w:rPr>
+              <w:t xml:space="preserve">rzede wszystkim </w:t>
+            </w:r>
+            <w:r>
+              <w:rPr>
+                <w:rFonts w:ascii="Ubuntu" w:hAnsi="Ubuntu"/>
+                <w:sz w:val="28"/>
+                <w:szCs w:val="28"/>
+                <w:lang w:val="pl-PL"/>
+              </w:rPr>
               <w:t>przez pryzmat jej przynależności grupowej</w:t>
-            </w:r>
-          </w:p>
-          <w:p>
-            <w:pPr>
-              <w:pStyle w:val="Normal"/>
-              <w:bidi w:val="0"/>
-              <w:jc w:val="center"/>
-              <w:rPr>
-                <w:rFonts w:ascii="Ubuntu" w:hAnsi="Ubuntu"/>
-                <w:sz w:val="28"/>
-                <w:szCs w:val="28"/>
-                <w:lang w:val="pl-PL"/>
-              </w:rPr>
-            </w:pPr>
-            <w:r>
-              <w:rPr>
-                <w:rFonts w:ascii="Ubuntu" w:hAnsi="Ubuntu"/>
-                <w:sz w:val="28"/>
-                <w:szCs w:val="28"/>
-                <w:lang w:val="pl-PL"/>
-              </w:rPr>
             </w:r>
           </w:p>
         </w:tc>
@@ -3304,7 +3422,93 @@
                 <w:szCs w:val="28"/>
                 <w:lang w:val="pl-PL"/>
               </w:rPr>
-              <w:t>Inkluzywność, nawet kosztem dobra większości</w:t>
+            </w:r>
+          </w:p>
+          <w:p>
+            <w:pPr>
+              <w:pStyle w:val="Normal"/>
+              <w:bidi w:val="0"/>
+              <w:jc w:val="center"/>
+              <w:rPr>
+                <w:rFonts w:ascii="Ubuntu" w:hAnsi="Ubuntu"/>
+                <w:sz w:val="28"/>
+                <w:szCs w:val="28"/>
+                <w:lang w:val="pl-PL"/>
+              </w:rPr>
+            </w:pPr>
+            <w:r>
+              <w:rPr>
+                <w:rFonts w:ascii="Ubuntu" w:hAnsi="Ubuntu"/>
+                <w:sz w:val="28"/>
+                <w:szCs w:val="28"/>
+                <w:lang w:val="pl-PL"/>
+              </w:rPr>
+              <w:t>Inkluzywność,</w:t>
+            </w:r>
+          </w:p>
+          <w:p>
+            <w:pPr>
+              <w:pStyle w:val="Normal"/>
+              <w:bidi w:val="0"/>
+              <w:jc w:val="center"/>
+              <w:rPr>
+                <w:rFonts w:ascii="Ubuntu" w:hAnsi="Ubuntu"/>
+                <w:sz w:val="28"/>
+                <w:szCs w:val="28"/>
+                <w:lang w:val="pl-PL"/>
+              </w:rPr>
+            </w:pPr>
+            <w:r>
+              <w:rPr>
+                <w:rFonts w:ascii="Ubuntu" w:hAnsi="Ubuntu"/>
+                <w:sz w:val="28"/>
+                <w:szCs w:val="28"/>
+                <w:lang w:val="pl-PL"/>
+              </w:rPr>
+              <w:t>nawet kosztem</w:t>
+            </w:r>
+          </w:p>
+          <w:p>
+            <w:pPr>
+              <w:pStyle w:val="Normal"/>
+              <w:bidi w:val="0"/>
+              <w:jc w:val="center"/>
+              <w:rPr>
+                <w:rFonts w:ascii="Ubuntu" w:hAnsi="Ubuntu"/>
+                <w:sz w:val="28"/>
+                <w:szCs w:val="28"/>
+                <w:lang w:val="pl-PL"/>
+              </w:rPr>
+            </w:pPr>
+            <w:r>
+              <w:rPr>
+                <w:rFonts w:ascii="Ubuntu" w:hAnsi="Ubuntu"/>
+                <w:sz w:val="28"/>
+                <w:szCs w:val="28"/>
+                <w:lang w:val="pl-PL"/>
+              </w:rPr>
+              <w:t>dobra większości</w:t>
+            </w:r>
+          </w:p>
+          <w:p>
+            <w:pPr>
+              <w:pStyle w:val="Normal"/>
+              <w:bidi w:val="0"/>
+              <w:jc w:val="center"/>
+              <w:rPr>
+                <w:rFonts w:ascii="Ubuntu" w:hAnsi="Ubuntu"/>
+                <w:sz w:val="28"/>
+                <w:szCs w:val="28"/>
+                <w:lang w:val="pl-PL"/>
+              </w:rPr>
+            </w:pPr>
+            <w:r>
+              <w:rPr>
+                <w:rFonts w:ascii="Ubuntu" w:hAnsi="Ubuntu"/>
+                <w:sz w:val="28"/>
+                <w:szCs w:val="28"/>
+                <w:lang w:val="pl-PL"/>
+              </w:rPr>
             </w:r>
           </w:p>
         </w:tc>
@@ -3478,49 +3682,7 @@
                 <w:szCs w:val="28"/>
                 <w:lang w:val="pl-PL"/>
               </w:rPr>
-            </w:r>
-          </w:p>
-          <w:p>
-            <w:pPr>
-              <w:pStyle w:val="Normal"/>
-              <w:bidi w:val="0"/>
-              <w:jc w:val="center"/>
-              <w:rPr>
-                <w:rFonts w:ascii="Ubuntu" w:hAnsi="Ubuntu"/>
-                <w:sz w:val="28"/>
-                <w:szCs w:val="28"/>
-                <w:lang w:val="pl-PL"/>
-              </w:rPr>
-            </w:pPr>
-            <w:r>
-              <w:rPr>
-                <w:rFonts w:ascii="Ubuntu" w:hAnsi="Ubuntu"/>
-                <w:sz w:val="28"/>
-                <w:szCs w:val="28"/>
-                <w:lang w:val="pl-PL"/>
-              </w:rPr>
               <w:t>Zwalczanie źródeł sukcesu grup uprzywilejowanych</w:t>
-            </w:r>
-          </w:p>
-          <w:p>
-            <w:pPr>
-              <w:pStyle w:val="Normal"/>
-              <w:bidi w:val="0"/>
-              <w:jc w:val="center"/>
-              <w:rPr>
-                <w:rFonts w:ascii="Ubuntu" w:hAnsi="Ubuntu"/>
-                <w:sz w:val="28"/>
-                <w:szCs w:val="28"/>
-                <w:lang w:val="pl-PL"/>
-              </w:rPr>
-            </w:pPr>
-            <w:r>
-              <w:rPr>
-                <w:rFonts w:ascii="Ubuntu" w:hAnsi="Ubuntu"/>
-                <w:sz w:val="28"/>
-                <w:szCs w:val="28"/>
-                <w:lang w:val="pl-PL"/>
-              </w:rPr>
             </w:r>
           </w:p>
         </w:tc>
@@ -3551,11 +3713,17 @@
         </w:rPr>
       </w:pPr>
       <w:r>
-        <w:rPr/>
+        <w:rPr>
+          <w:rFonts w:ascii="Ubuntu" w:hAnsi="Ubuntu"/>
+          <w:color w:val="B2B2B2"/>
+          <w:sz w:val="28"/>
+          <w:szCs w:val="28"/>
+          <w:lang w:val="pl-PL"/>
+        </w:rPr>
         <mc:AlternateContent>
           <mc:Choice Requires="wps">
             <w:drawing>
-              <wp:anchor distT="0" distB="0" distL="0" distR="0" simplePos="0" relativeHeight="19" behindDoc="0" locked="0" layoutInCell="1" allowOverlap="1">
+              <wp:anchor distT="0" distB="0" distL="0" distR="0" simplePos="0" relativeHeight="36" behindDoc="0" locked="0" layoutInCell="1" allowOverlap="1">
                 <wp:simplePos x="0" y="0"/>
                 <wp:positionH relativeFrom="column">
                   <wp:posOffset>112395</wp:posOffset>
@@ -3570,7 +3738,7 @@
                 <a:graphic xmlns:a="http://schemas.openxmlformats.org/drawingml/2006/main">
                   <a:graphicData uri="http://schemas.microsoft.com/office/word/2010/wordprocessingShape">
                     <wps:wsp>
-                      <wps:cNvSpPr txBox="1"/>
+                      <wps:cNvSpPr/>
                       <wps:spPr>
                         <a:xfrm>
                           <a:off x="0" y="0"/>
@@ -3584,11 +3752,18 @@
                           <a:noFill/>
                         </a:ln>
                       </wps:spPr>
+                      <wps:style>
+                        <a:lnRef idx="0"/>
+                        <a:fillRef idx="0"/>
+                        <a:effectRef idx="0"/>
+                        <a:fontRef idx="minor"/>
+                      </wps:style>
                       <wps:txbx>
                         <w:txbxContent>
                           <w:p>
                             <w:pPr>
-                              <w:overflowPunct w:val="false"/>
+                              <w:pStyle w:val="FrameContents"/>
+                              <w:overflowPunct w:val="true"/>
                               <w:rPr/>
                             </w:pPr>
                             <w:r>
@@ -3603,7 +3778,7 @@
                           </w:p>
                         </w:txbxContent>
                       </wps:txbx>
-                      <wps:bodyPr wrap="square" lIns="0" tIns="0" rIns="0" bIns="0" anchor="t">
+                      <wps:bodyPr lIns="0" tIns="0" rIns="0" bIns="0" anchor="t">
                         <a:noAutofit/>
                       </wps:bodyPr>
                     </wps:wsp>
@@ -3614,12 +3789,15 @@
           </mc:Choice>
           <mc:Fallback>
             <w:pict>
-              <v:shape id="shape_0" stroked="f" o:allowincell="f" style="position:absolute;margin-left:8.85pt;margin-top:24.2pt;width:129.1pt;height:32pt;mso-wrap-style:square;v-text-anchor:top" type="_x0000_t202">
+              <v:rect id="shape_0" stroked="f" o:allowincell="f" style="position:absolute;margin-left:8.85pt;margin-top:24.2pt;width:129.1pt;height:32pt;mso-wrap-style:square;v-text-anchor:top">
+                <v:fill o:detectmouseclick="t" on="false"/>
+                <v:stroke color="#3465a4" joinstyle="round" endcap="flat"/>
                 <v:textbox>
                   <w:txbxContent>
                     <w:p>
                       <w:pPr>
-                        <w:overflowPunct w:val="false"/>
+                        <w:pStyle w:val="FrameContents"/>
+                        <w:overflowPunct w:val="true"/>
                         <w:rPr/>
                       </w:pPr>
                       <w:r>
@@ -3634,10 +3812,8 @@
                     </w:p>
                   </w:txbxContent>
                 </v:textbox>
-                <v:fill o:detectmouseclick="t" on="false"/>
-                <v:stroke color="black" joinstyle="round" endcap="flat"/>
                 <w10:wrap type="none"/>
-              </v:shape>
+              </v:rect>
             </w:pict>
           </mc:Fallback>
         </mc:AlternateContent>
@@ -3938,6 +4114,13 @@
       <w:bCs/>
     </w:rPr>
   </w:style>
+  <w:style w:type="paragraph" w:styleId="FrameContents">
+    <w:name w:val="Frame Contents"/>
+    <w:basedOn w:val="Normal"/>
+    <w:qFormat/>
+    <w:pPr/>
+    <w:rPr/>
+  </w:style>
 </w:styles>
 </file>
 
